--- a/backend/data/corpus/DOC-20231011-110.docx
+++ b/backend/data/corpus/DOC-20231011-110.docx
@@ -63,7 +63,7 @@
           <w:b/>
           <w:sz w:val="21"/>
         </w:rPr>
-        <w:t>Camila Larkspur, MD, Kestrel Comprehensive Epilepsy Clinic, Little Rock, AR (RSM)</w:t>
+        <w:t>Yannick Harkness, MD, Granite Bay Epilepsy Center, Hartford, CT (RSM)</w:t>
       </w:r>
     </w:p>
     <w:p>
@@ -71,7 +71,7 @@
         <w:rPr>
           <w:sz w:val="21"/>
         </w:rPr>
-        <w:t>&gt; A clipped conversation at end of clinic list, mostly logistics.</w:t>
+        <w:t>&gt; A fragmented convo at the end of the clinic list, mostly logistics.</w:t>
       </w:r>
     </w:p>
     <w:p>
@@ -79,7 +79,7 @@
         <w:rPr>
           <w:sz w:val="21"/>
         </w:rPr>
-        <w:t>&gt; Spent some time on long-standing pts and how workup decisions get sequenced.</w:t>
+        <w:t>&gt; Agreed to reconnect at a follow-up appointment; nothing that needed follow-up.</w:t>
       </w:r>
     </w:p>
     <w:p>
@@ -87,7 +87,7 @@
         <w:rPr>
           <w:sz w:val="21"/>
         </w:rPr>
-        <w:t>&gt; Mostly small talk about program and venue.</w:t>
+        <w:t>&gt; Asked about my travel schedule, since visits keep landing on the busiest clinic days.</w:t>
       </w:r>
     </w:p>
     <w:p>
@@ -95,7 +95,7 @@
         <w:rPr>
           <w:sz w:val="21"/>
         </w:rPr>
-        <w:t>&gt; Mentioned a review that circulated on the service but did not raise any specific finding.</w:t>
+        <w:t>&gt; Mentioned a guideline update discussed at journal club but did not raise any specific finding.</w:t>
       </w:r>
     </w:p>
     <w:p>
@@ -103,7 +103,7 @@
         <w:rPr>
           <w:sz w:val="21"/>
         </w:rPr>
-        <w:t>&gt; The referral queue keeps slipping since summer, which shapes how much time there is for anything else.</w:t>
+        <w:t>&gt; Formulary questions has improved somewhat, which came up as general frustration.</w:t>
       </w:r>
     </w:p>
     <w:p>
@@ -119,7 +119,7 @@
           <w:b/>
           <w:sz w:val="21"/>
         </w:rPr>
-        <w:t>Tobias Norrington, MD, Marbury Neurological Care Center, Mobile, AL (RSM)</w:t>
+        <w:t>Hadley Ivanetti, MD, Highmoor Health Neurology, Scranton, PA (RSM)</w:t>
       </w:r>
     </w:p>
     <w:p>
@@ -127,7 +127,7 @@
         <w:rPr>
           <w:sz w:val="21"/>
         </w:rPr>
-        <w:t>&gt; Described a preference for slower titration in general, unrelated to any particular pt.</w:t>
+        <w:t>&gt; Asked whether I would be at the meeting later this year.</w:t>
       </w:r>
     </w:p>
     <w:p>
@@ -135,7 +135,7 @@
         <w:rPr>
           <w:sz w:val="21"/>
         </w:rPr>
-        <w:t>&gt; Noted that appeals process takes longer than clinical decision and that this is not specific to any one product.</w:t>
+        <w:t>&gt; The prior-authorization workflow has not settled, and that took up first part of convo.</w:t>
       </w:r>
     </w:p>
     <w:p>
@@ -143,7 +143,23 @@
         <w:rPr>
           <w:sz w:val="21"/>
         </w:rPr>
-        <w:t>&gt; The composition of newly referred patients has shifted over the last year or two.</w:t>
+        <w:t>&gt; Spent some time on the surgical workup list and how workup decisions get sequenced.</w:t>
+      </w:r>
+    </w:p>
+    <w:p>
+      <w:r>
+        <w:rPr>
+          <w:sz w:val="21"/>
+        </w:rPr>
+        <w:t>&gt; Titration scheduling is handled by nursing staff, which practice finds workable.</w:t>
+      </w:r>
+    </w:p>
+    <w:p>
+      <w:r>
+        <w:rPr>
+          <w:sz w:val="21"/>
+        </w:rPr>
+        <w:t>&gt; Benefit verification is the step that most often delays start here.</w:t>
       </w:r>
     </w:p>
     <w:p>
@@ -159,7 +175,7 @@
           <w:b/>
           <w:sz w:val="21"/>
         </w:rPr>
-        <w:t>Saoirse Stanhope, MD, Northbrook Neurology Institute, Allentown, PA (AR)</w:t>
+        <w:t>Ulrike Abernathy, MD, Bayview Health Neurology, Bakersfield, CA (RSM)</w:t>
       </w:r>
     </w:p>
     <w:p>
@@ -167,7 +183,7 @@
         <w:rPr>
           <w:sz w:val="21"/>
         </w:rPr>
-        <w:t>&gt; Nothing that needed f/u. Safety items asked about and confirmed none.</w:t>
+        <w:t>&gt; Asked whether I had seen a case series someone forwarded; I had not, and offered nothing in return.</w:t>
       </w:r>
     </w:p>
     <w:p>
@@ -175,7 +191,263 @@
         <w:rPr>
           <w:sz w:val="21"/>
         </w:rPr>
-        <w:t>&gt; Spent some time on newly referred patients and how workup decisions get sequenced.</w:t>
+        <w:t>&gt; Referral patterns into this clinic have changed, and pediatric-to-adult transfers is bigger share than it was.</w:t>
+      </w:r>
+    </w:p>
+    <w:p>
+      <w:r>
+        <w:rPr>
+          <w:sz w:val="21"/>
+        </w:rPr>
+        <w:t>&gt; Asked whether I would be at meeting later this year.</w:t>
+      </w:r>
+    </w:p>
+    <w:p>
+      <w:r>
+        <w:rPr>
+          <w:sz w:val="21"/>
+        </w:rPr>
+        <w:t>&gt; Most of discussion was about referral intake process, which changed again last month.</w:t>
+      </w:r>
+    </w:p>
+    <w:p>
+      <w:r>
+        <w:rPr>
+          <w:sz w:val="21"/>
+        </w:rPr>
+        <w:t>&gt; Coverage paperwork has improved somewhat, which came up as a general frustration.</w:t>
+      </w:r>
+    </w:p>
+    <w:p>
+      <w:r>
+        <w:rPr>
+          <w:sz w:val="21"/>
+        </w:rPr>
+      </w:r>
+    </w:p>
+    <w:p>
+      <w:r>
+        <w:rPr>
+          <w:b/>
+          <w:sz w:val="21"/>
+        </w:rPr>
+        <w:t>Mairead Corliss, MD, Willowmere Neuroscience Center, Hartford, CT (RSM)</w:t>
+      </w:r>
+    </w:p>
+    <w:p>
+      <w:r>
+        <w:rPr>
+          <w:sz w:val="21"/>
+        </w:rPr>
+        <w:t>&gt; Stopped by in reading room for compressed convo.</w:t>
+      </w:r>
+    </w:p>
+    <w:p>
+      <w:r>
+        <w:rPr>
+          <w:sz w:val="21"/>
+        </w:rPr>
+        <w:t>&gt; Mostly small talk about the program and the venue.</w:t>
+      </w:r>
+    </w:p>
+    <w:p>
+      <w:r>
+        <w:rPr>
+          <w:sz w:val="21"/>
+        </w:rPr>
+        <w:t>&gt; Coverage paperwork remains the slowest step, which came up as a general frustration.</w:t>
+      </w:r>
+    </w:p>
+    <w:p>
+      <w:r>
+        <w:rPr>
+          <w:sz w:val="21"/>
+        </w:rPr>
+        <w:t>&gt; Described how the refractory group is triaged now compared with before.</w:t>
+      </w:r>
+    </w:p>
+    <w:p>
+      <w:r>
+        <w:rPr>
+          <w:sz w:val="21"/>
+        </w:rPr>
+        <w:t>&gt; Closed there — nothing that needed follow-up.</w:t>
+      </w:r>
+    </w:p>
+    <w:p>
+      <w:r>
+        <w:rPr>
+          <w:sz w:val="21"/>
+        </w:rPr>
+      </w:r>
+    </w:p>
+    <w:p>
+      <w:r>
+        <w:rPr>
+          <w:b/>
+          <w:sz w:val="21"/>
+        </w:rPr>
+        <w:t>Esperanza Bellweather, MD, Thornfield Regional Epilepsy Program, Manchester, NH (AR)</w:t>
+      </w:r>
+    </w:p>
+    <w:p>
+      <w:r>
+        <w:rPr>
+          <w:sz w:val="21"/>
+        </w:rPr>
+        <w:t>&gt; Stopped by in back office for a rushed conversation.</w:t>
+      </w:r>
+    </w:p>
+    <w:p>
+      <w:r>
+        <w:rPr>
+          <w:sz w:val="21"/>
+        </w:rPr>
+        <w:t>&gt; Described a preference for slower titration in general, unrelated to any particular patient.</w:t>
+      </w:r>
+    </w:p>
+    <w:p>
+      <w:r>
+        <w:rPr>
+          <w:sz w:val="21"/>
+        </w:rPr>
+        <w:t>&gt; Most of discussion was about prior-authorization workflow, which has not settled.</w:t>
+      </w:r>
+    </w:p>
+    <w:p>
+      <w:r>
+        <w:rPr>
+          <w:sz w:val="21"/>
+        </w:rPr>
+        <w:t>&gt; Asked whether I had seen session summary from colleague; I had not, and offered nothing in return.</w:t>
+      </w:r>
+    </w:p>
+    <w:p>
+      <w:r>
+        <w:rPr>
+          <w:sz w:val="21"/>
+        </w:rPr>
+      </w:r>
+    </w:p>
+    <w:p>
+      <w:r>
+        <w:rPr>
+          <w:b/>
+          <w:sz w:val="21"/>
+        </w:rPr>
+        <w:t>Delphine Rothsay, MD, Copperfield Neurology Institute, Roanoke, VA (RSM)</w:t>
+      </w:r>
+    </w:p>
+    <w:p>
+      <w:r>
+        <w:rPr>
+          <w:sz w:val="21"/>
+        </w:rPr>
+        <w:t>&gt; A twenty-minute visit in the shared office; the schedule was tight.</w:t>
+      </w:r>
+    </w:p>
+    <w:p>
+      <w:r>
+        <w:rPr>
+          <w:sz w:val="21"/>
+        </w:rPr>
+        <w:t>&gt; Spent some time on older half of panel and how workup decisions get sequenced.</w:t>
+      </w:r>
+    </w:p>
+    <w:p>
+      <w:r>
+        <w:rPr>
+          <w:sz w:val="21"/>
+        </w:rPr>
+        <w:t>&gt; The new-patient backlog keeps slipping since the summer, which shapes how much time there is for anything else.</w:t>
+      </w:r>
+    </w:p>
+    <w:p>
+      <w:r>
+        <w:rPr>
+          <w:sz w:val="21"/>
+        </w:rPr>
+        <w:t>&gt; Mostly small talk about the program and the venue.</w:t>
+      </w:r>
+    </w:p>
+    <w:p>
+      <w:r>
+        <w:rPr>
+          <w:sz w:val="21"/>
+        </w:rPr>
+      </w:r>
+    </w:p>
+    <w:p>
+      <w:r>
+        <w:rPr>
+          <w:b/>
+          <w:sz w:val="21"/>
+        </w:rPr>
+        <w:t>Nikolai Zeitler, MD, Juniper Flats Neurology Partners, Allentown, PA (RSM)</w:t>
+      </w:r>
+    </w:p>
+    <w:p>
+      <w:r>
+        <w:rPr>
+          <w:sz w:val="21"/>
+        </w:rPr>
+        <w:t>&gt; An unhurried meeting in the shared office, first one this quarter.</w:t>
+      </w:r>
+    </w:p>
+    <w:p>
+      <w:r>
+        <w:rPr>
+          <w:sz w:val="21"/>
+        </w:rPr>
+        <w:t>&gt; Asked about my travel schedule, since visits keep landing on busiest clinic days.</w:t>
+      </w:r>
+    </w:p>
+    <w:p>
+      <w:r>
+        <w:rPr>
+          <w:sz w:val="21"/>
+        </w:rPr>
+        <w:t>&gt; Compared notes on which sessions were worth time.</w:t>
+      </w:r>
+    </w:p>
+    <w:p>
+      <w:r>
+        <w:rPr>
+          <w:sz w:val="21"/>
+        </w:rPr>
+        <w:t>&gt; The practice lost one of nurse practitioners and has not backfilled, so routine f/u slots has stretched out.</w:t>
+      </w:r>
+    </w:p>
+    <w:p>
+      <w:r>
+        <w:rPr>
+          <w:sz w:val="21"/>
+        </w:rPr>
+      </w:r>
+    </w:p>
+    <w:p>
+      <w:r>
+        <w:rPr>
+          <w:b/>
+          <w:sz w:val="21"/>
+        </w:rPr>
+        <w:t>Fabian Galbraith, MD, Palmetto Neurology Institute, Akron, OH (RSM)</w:t>
+      </w:r>
+    </w:p>
+    <w:p>
+      <w:r>
+        <w:rPr>
+          <w:sz w:val="21"/>
+        </w:rPr>
+        <w:t>&gt; Talked through the surgical workup list in general terms, without any specific case.</w:t>
+      </w:r>
+    </w:p>
+    <w:p>
+      <w:r>
+        <w:rPr>
+          <w:sz w:val="21"/>
+        </w:rPr>
+        <w:t>&gt; The new charting templates is still being sorted out, and that took up the first part of the conversation.</w:t>
       </w:r>
     </w:p>
     <w:p>
@@ -191,7 +463,7 @@
         <w:rPr>
           <w:sz w:val="21"/>
         </w:rPr>
-        <w:t>&gt; Noted that benefit checks remains slowest step and that this is not specific to any one product.</w:t>
+        <w:t>&gt; Noted that the appeals process has improved somewhat and that this is not specific to any one product.</w:t>
       </w:r>
     </w:p>
     <w:p>
@@ -199,7 +471,7 @@
         <w:rPr>
           <w:sz w:val="21"/>
         </w:rPr>
-        <w:t>&gt; Compared notes on which sessions were worth the time.</w:t>
+        <w:t>&gt; Asked whether I would be at the meeting later this year.</w:t>
       </w:r>
     </w:p>
     <w:p>
@@ -215,7 +487,7 @@
           <w:b/>
           <w:sz w:val="21"/>
         </w:rPr>
-        <w:t>Zubin Abernathy, MD, Cedar Ridge Regional Epilepsy Program, Little Rock, AR (RSM)</w:t>
+        <w:t>Tobias Adeyemi-Cole, MD, Windrow Neuroscience Center, Portland, ME (RSM)</w:t>
       </w:r>
     </w:p>
     <w:p>
@@ -223,7 +495,7 @@
         <w:rPr>
           <w:sz w:val="21"/>
         </w:rPr>
-        <w:t>&gt; No product discussion this time. Asked about safety and confirmed nothing to report.</w:t>
+        <w:t>&gt; Caught half-hour window over quick coffee between pts.</w:t>
       </w:r>
     </w:p>
     <w:p>
@@ -231,7 +503,7 @@
         <w:rPr>
           <w:sz w:val="21"/>
         </w:rPr>
-        <w:t>&gt; Most of discussion was about prior-authorization workflow, which has not settled.</w:t>
+        <w:t>&gt; Referenced a guideline update discussed at journal club in passing.</w:t>
       </w:r>
     </w:p>
     <w:p>
@@ -239,7 +511,7 @@
         <w:rPr>
           <w:sz w:val="21"/>
         </w:rPr>
-        <w:t>&gt; Mentioned case series someone forwarded but did not raise any specific finding.</w:t>
+        <w:t>&gt; The new-patient backlog looks better than last year since the summer, which shapes how much time there is for anything else.</w:t>
       </w:r>
     </w:p>
     <w:p>
@@ -247,279 +519,7 @@
         <w:rPr>
           <w:sz w:val="21"/>
         </w:rPr>
-        <w:t>&gt; Talked through long-standing pts in general terms, without any specific case.</w:t>
-      </w:r>
-    </w:p>
-    <w:p>
-      <w:r>
-        <w:rPr>
-          <w:sz w:val="21"/>
-        </w:rPr>
-        <w:t>&gt; Benefit checks is handled by one person here, which came up as a general frustration.</w:t>
-      </w:r>
-    </w:p>
-    <w:p>
-      <w:r>
-        <w:rPr>
-          <w:sz w:val="21"/>
-        </w:rPr>
-      </w:r>
-    </w:p>
-    <w:p>
-      <w:r>
-        <w:rPr>
-          <w:b/>
-          <w:sz w:val="21"/>
-        </w:rPr>
-        <w:t>Rasmus Ashgrove, MD, Northgate Neurology Partners, Waco, TX (RSM)</w:t>
-      </w:r>
-    </w:p>
-    <w:p>
-      <w:r>
-        <w:rPr>
-          <w:sz w:val="21"/>
-        </w:rPr>
-        <w:t>&gt; Stopped by in shared office for a twenty-minute convo.</w:t>
-      </w:r>
-    </w:p>
-    <w:p>
-      <w:r>
-        <w:rPr>
-          <w:sz w:val="21"/>
-        </w:rPr>
-        <w:t>&gt; Noted that benefit checks has improved somewhat and that this is not specific to any one product.</w:t>
-      </w:r>
-    </w:p>
-    <w:p>
-      <w:r>
-        <w:rPr>
-          <w:sz w:val="21"/>
-        </w:rPr>
-        <w:t>&gt; Referenced a case series someone forwarded in passing.</w:t>
-      </w:r>
-    </w:p>
-    <w:p>
-      <w:r>
-        <w:rPr>
-          <w:sz w:val="21"/>
-        </w:rPr>
-        <w:t>&gt; The composition of newly referred pts has shifted over the last year or two.</w:t>
-      </w:r>
-    </w:p>
-    <w:p>
-      <w:r>
-        <w:rPr>
-          <w:sz w:val="21"/>
-        </w:rPr>
-        <w:t>&gt; The practice lost one of the nurse practitioners and has not backfilled, so the referral queue has stretched out.</w:t>
-      </w:r>
-    </w:p>
-    <w:p>
-      <w:r>
-        <w:rPr>
-          <w:sz w:val="21"/>
-        </w:rPr>
-      </w:r>
-    </w:p>
-    <w:p>
-      <w:r>
-        <w:rPr>
-          <w:b/>
-          <w:sz w:val="21"/>
-        </w:rPr>
-        <w:t>Odalys Stanhope, MD, Copperfield Neurology Institute, Trenton, NJ (RSM)</w:t>
-      </w:r>
-    </w:p>
-    <w:p>
-      <w:r>
-        <w:rPr>
-          <w:sz w:val="21"/>
-        </w:rPr>
-        <w:t>&gt; The phone triage line went live without much warning, and that took up the first part of the convo.</w:t>
-      </w:r>
-    </w:p>
-    <w:p>
-      <w:r>
-        <w:rPr>
-          <w:sz w:val="21"/>
-        </w:rPr>
-        <w:t>&gt; Described preference for slower titration in general, unrelated to any particular patient.</w:t>
-      </w:r>
-    </w:p>
-    <w:p>
-      <w:r>
-        <w:rPr>
-          <w:sz w:val="21"/>
-        </w:rPr>
-        <w:t>&gt; Described how pediatric-to-adult transfers is triaged now compared with before.</w:t>
-      </w:r>
-    </w:p>
-    <w:p>
-      <w:r>
-        <w:rPr>
-          <w:sz w:val="21"/>
-        </w:rPr>
-        <w:t>&gt; Talked through surgical workup list in general terms, without any specific case.</w:t>
-      </w:r>
-    </w:p>
-    <w:p>
-      <w:r>
-        <w:rPr>
-          <w:sz w:val="21"/>
-        </w:rPr>
-        <w:t>&gt; Mostly small talk about program and venue.</w:t>
-      </w:r>
-    </w:p>
-    <w:p>
-      <w:r>
-        <w:rPr>
-          <w:sz w:val="21"/>
-        </w:rPr>
-      </w:r>
-    </w:p>
-    <w:p>
-      <w:r>
-        <w:rPr>
-          <w:b/>
-          <w:sz w:val="21"/>
-        </w:rPr>
-        <w:t>Alastair Harkness, MD, Quarry Hill Epilepsy Center, Scranton, PA (RSM)</w:t>
-      </w:r>
-    </w:p>
-    <w:p>
-      <w:r>
-        <w:rPr>
-          <w:sz w:val="21"/>
-        </w:rPr>
-        <w:t>&gt; Most of teh discussion was about the patient portal, which is being piloted this quarter.</w:t>
-      </w:r>
-    </w:p>
-    <w:p>
-      <w:r>
-        <w:rPr>
-          <w:sz w:val="21"/>
-        </w:rPr>
-        <w:t>&gt; The travel schedule this year came up, adn little else.</w:t>
-      </w:r>
-    </w:p>
-    <w:p>
-      <w:r>
-        <w:rPr>
-          <w:sz w:val="21"/>
-        </w:rPr>
-        <w:t>&gt; No materials requested this time. Asked about safety adn confirmed nothing to report.</w:t>
-      </w:r>
-    </w:p>
-    <w:p>
-      <w:r>
-        <w:rPr>
-          <w:sz w:val="21"/>
-        </w:rPr>
-        <w:t>&gt; Talked through teh surgical workup list in general terms, without any specific case.</w:t>
-      </w:r>
-    </w:p>
-    <w:p>
-      <w:r>
-        <w:rPr>
-          <w:sz w:val="21"/>
-        </w:rPr>
-        <w:t>&gt; Benefit checks varies by payer, which came up as general frustration.</w:t>
-      </w:r>
-    </w:p>
-    <w:p>
-      <w:r>
-        <w:rPr>
-          <w:sz w:val="21"/>
-        </w:rPr>
-      </w:r>
-    </w:p>
-    <w:p>
-      <w:r>
-        <w:rPr>
-          <w:b/>
-          <w:sz w:val="21"/>
-        </w:rPr>
-        <w:t>Darius Prendergast, MD, Quarry Hill Epilepsy Center, Duluth, MN (RSM)</w:t>
-      </w:r>
-    </w:p>
-    <w:p>
-      <w:r>
-        <w:rPr>
-          <w:sz w:val="21"/>
-        </w:rPr>
-        <w:t>&gt; A brief conversation between clinic blocks, mostly logistics.</w:t>
-      </w:r>
-    </w:p>
-    <w:p>
-      <w:r>
-        <w:rPr>
-          <w:sz w:val="21"/>
-        </w:rPr>
-        <w:t>&gt; Asked about my travel schedule, since visits keep landing on busiest clinic days.</w:t>
-      </w:r>
-    </w:p>
-    <w:p>
-      <w:r>
-        <w:rPr>
-          <w:sz w:val="21"/>
-        </w:rPr>
-        <w:t>&gt; Talked through newly referred patients in general terms, without any specific case.</w:t>
-      </w:r>
-    </w:p>
-    <w:p>
-      <w:r>
-        <w:rPr>
-          <w:sz w:val="21"/>
-        </w:rPr>
-        <w:t>&gt; Monitoring intervals during titration are set by clinic routine here rather than by protocol.</w:t>
-      </w:r>
-    </w:p>
-    <w:p>
-      <w:r>
-        <w:rPr>
-          <w:sz w:val="21"/>
-        </w:rPr>
-      </w:r>
-    </w:p>
-    <w:p>
-      <w:r>
-        <w:rPr>
-          <w:b/>
-          <w:sz w:val="21"/>
-        </w:rPr>
-        <w:t>Renata Cavanaugh, MD, Northbrook Neurology Institute, Albany, NY (RSM)</w:t>
-      </w:r>
-    </w:p>
-    <w:p>
-      <w:r>
-        <w:rPr>
-          <w:sz w:val="21"/>
-        </w:rPr>
-        <w:t>&gt; Stopped by outside the EEG suite for full conversation.</w:t>
-      </w:r>
-    </w:p>
-    <w:p>
-      <w:r>
-        <w:rPr>
-          <w:sz w:val="21"/>
-        </w:rPr>
-        <w:t>&gt; The referral queue has stretched out since the summer, which shapes how much time there is for anything else.</w:t>
-      </w:r>
-    </w:p>
-    <w:p>
-      <w:r>
-        <w:rPr>
-          <w:sz w:val="21"/>
-        </w:rPr>
-        <w:t>&gt; Compared notes on which sessions were worth time.</w:t>
-      </w:r>
-    </w:p>
-    <w:p>
-      <w:r>
-        <w:rPr>
-          <w:sz w:val="21"/>
-        </w:rPr>
-        <w:t>&gt; Described how the refractory group is triaged now compared with before.</w:t>
+        <w:t>&gt; Formulary questions remains slowest step, which came up as a general frustration.</w:t>
       </w:r>
     </w:p>
     <w:p>
